--- a/七年级上册第六单元单元作业（参考答案及解析）.docx
+++ b/七年级上册第六单元单元作业（参考答案及解析）.docx
@@ -2978,7 +2978,7 @@
           <w:rFonts w:ascii="宋体" w:hAnsi="宋体" w:eastAsia="宋体"/>
           <w:b w:val="0"/>
         </w:rPr>
-        <w:t>⑩愿同学们在本单元的学习里，既能欣赏神魔斗法的奇幻，也能收藏童话寓言中的真话与智慧。当你们写下自己的“想象说明卡”时，请记住：好的想象不仅让人耳目一新，更应让人在故事结束后，带着清醒与温暖回到真实的生活。⑪文学中的想象，终究是为了照见人心；生活中的判断，终究要回到事实本身。这，就是“想象与真实”给予七年级学子最珍贵的礼物。⑫让我们带着这份礼物，走向更广阔的阅读与创造之路。</w:t>
+        <w:t>⑩愿同学们在本单元的学习里，既能欣赏神魔斗法的奇幻，也能收藏童话寓言中的真话与智慧。当你们写下自己的“想象说明卡”时，请记住：好的想象不仅让人耳目一新，更应让人在故事结束后，带着清醒与温暖回到真实的生活。⑪文学中的想象，终究是为了照见人心；生活中的判断，终究要回到事实本身。这，就是“想象与真实”给予七年级学子最珍贵的礼物。⑫让我们带着这份礼物，走向更广阔的阅读与创造之路，在奇思妙想中始终保持对真实的敬畏与热爱，让每一次阅读都成为一次清醒而温暖的旅行。</w:t>
       </w:r>
     </w:p>
     <w:p>
